--- a/outputs/uk1/rsa_oaep_2048/UK1_Dokumen_Penetapan_Metode.docx
+++ b/outputs/uk1/rsa_oaep_2048/UK1_Dokumen_Penetapan_Metode.docx
@@ -33,7 +33,7 @@
     </w:p>
     <w:p>
       <w:r>
-        <w:t xml:space="preserve">Dibangkitkan: 2026-09-30T23:04:33+07:00 · mode: full · objek: </w:t>
+        <w:t xml:space="preserve">Dibangkitkan: 2026-10-01T09:17:08+07:00 · mode: full · objek: </w:t>
       </w:r>
       <w:r>
         <w:rPr>
@@ -490,6 +490,28 @@
           </w:p>
         </w:tc>
       </w:tr>
+      <w:tr>
+        <w:tc>
+          <w:tcPr>
+            <w:tcW w:type="dxa" w:w="4320"/>
+          </w:tcPr>
+          <w:p>
+            <w:r>
+              <w:t>Daftar algoritma diuji (algo_catalog)</w:t>
+            </w:r>
+          </w:p>
+        </w:tc>
+        <w:tc>
+          <w:tcPr>
+            <w:tcW w:type="dxa" w:w="4320"/>
+          </w:tcPr>
+          <w:p>
+            <w:r>
+              <w:t>33 kombinasi (block_cipher=6; stream_cipher=2; hash=7; mac=4; pkc_kem=7; signature=6; drbg=1); 6 peringatan tinggi; RSA-OAEP-2048 termasuk daftar (strength 112, status acceptable) — algorithms_under_test.yaml</w:t>
+            </w:r>
+          </w:p>
+        </w:tc>
+      </w:tr>
     </w:tbl>
     <w:p/>
     <w:p>
@@ -4929,7 +4951,7 @@
           </w:tcPr>
           <w:p>
             <w:r>
-              <w:t>2.69</w:t>
+              <w:t>1.31</w:t>
             </w:r>
           </w:p>
         </w:tc>
@@ -10184,7 +10206,7 @@
           </w:tcPr>
           <w:p>
             <w:r>
-              <w:t>4,136.6</w:t>
+              <w:t>4,102.1</w:t>
             </w:r>
           </w:p>
         </w:tc>
@@ -10206,7 +10228,7 @@
           </w:tcPr>
           <w:p>
             <w:r>
-              <w:t>31.4</w:t>
+              <w:t>30.9</w:t>
             </w:r>
           </w:p>
         </w:tc>
@@ -10228,7 +10250,7 @@
           </w:tcPr>
           <w:p>
             <w:r>
-              <w:t>4,136.6</w:t>
+              <w:t>4,102.1</w:t>
             </w:r>
           </w:p>
         </w:tc>
@@ -10757,7 +10779,7 @@
           </w:tcPr>
           <w:p>
             <w:r>
-              <w:t>1.02 detik</w:t>
+              <w:t>1.04 detik</w:t>
             </w:r>
           </w:p>
         </w:tc>
@@ -10807,7 +10829,7 @@
           </w:tcPr>
           <w:p>
             <w:r>
-              <w:t>Estimasi 1.02 detik ≤ anggaran 24 jam</w:t>
+              <w:t>Estimasi 1.04 detik ≤ anggaran 24 jam</w:t>
             </w:r>
           </w:p>
         </w:tc>
@@ -11063,7 +11085,7 @@
           </w:tcPr>
           <w:p>
             <w:r>
-              <w:t>Faktorisasi modulus mainan 64–96 bit (Pollard rho/ECM) — validasi estimasi — 33.8 menit</w:t>
+              <w:t>Faktorisasi modulus mainan 64–96 bit (Pollard rho/ECM) — validasi estimasi — 34.1 menit</w:t>
             </w:r>
           </w:p>
         </w:tc>
@@ -11083,7 +11105,7 @@
           </w:tcPr>
           <w:p>
             <w:r>
-              <w:t>Alat versi penuh tidak tersedia (cado-nfs); versi tereduksi 33.8 menit</w:t>
+              <w:t>Alat versi penuh tidak tersedia (cado-nfs); versi tereduksi 34.1 menit</w:t>
             </w:r>
           </w:p>
         </w:tc>
@@ -11125,7 +11147,7 @@
           </w:tcPr>
           <w:p>
             <w:r>
-              <w:t>32.64 detik</w:t>
+              <w:t>33.16 detik</w:t>
             </w:r>
           </w:p>
         </w:tc>
@@ -11175,7 +11197,7 @@
           </w:tcPr>
           <w:p>
             <w:r>
-              <w:t>Estimasi 32.64 detik ≤ anggaran 24 jam</w:t>
+              <w:t>Estimasi 33.16 detik ≤ anggaran 24 jam</w:t>
             </w:r>
           </w:p>
         </w:tc>
@@ -11217,7 +11239,7 @@
           </w:tcPr>
           <w:p>
             <w:r>
-              <w:t>31.69 detik</w:t>
+              <w:t>31.95 detik</w:t>
             </w:r>
           </w:p>
         </w:tc>
@@ -11267,7 +11289,7 @@
           </w:tcPr>
           <w:p>
             <w:r>
-              <w:t>Estimasi 31.69 detik ≤ anggaran 24 jam</w:t>
+              <w:t>Estimasi 31.95 detik ≤ anggaran 24 jam</w:t>
             </w:r>
           </w:p>
         </w:tc>
@@ -11401,7 +11423,7 @@
           </w:tcPr>
           <w:p>
             <w:r>
-              <w:t>3.96 detik</w:t>
+              <w:t>3.99 detik</w:t>
             </w:r>
           </w:p>
         </w:tc>
@@ -11493,7 +11515,7 @@
           </w:tcPr>
           <w:p>
             <w:r>
-              <w:t>1.98 detik</w:t>
+              <w:t>2.00 detik</w:t>
             </w:r>
           </w:p>
         </w:tc>
@@ -11677,7 +11699,7 @@
           </w:tcPr>
           <w:p>
             <w:r>
-              <w:t>31.69 detik</w:t>
+              <w:t>31.95 detik</w:t>
             </w:r>
           </w:p>
         </w:tc>
@@ -11727,7 +11749,7 @@
           </w:tcPr>
           <w:p>
             <w:r>
-              <w:t>Estimasi 31.69 detik ≤ anggaran 24 jam</w:t>
+              <w:t>Estimasi 31.95 detik ≤ anggaran 24 jam</w:t>
             </w:r>
           </w:p>
         </w:tc>
@@ -12185,7 +12207,7 @@
           </w:tcPr>
           <w:p>
             <w:r>
-              <w:t>Skor 3.0 ≥ 1.0: relevan terhadap C-API. Estimasi 31.69 detik ≤ anggaran 24 jam</w:t>
+              <w:t>Skor 3.0 ≥ 1.0: relevan terhadap C-API. Estimasi 31.95 detik ≤ anggaran 24 jam</w:t>
             </w:r>
           </w:p>
         </w:tc>
@@ -12257,7 +12279,7 @@
           </w:tcPr>
           <w:p>
             <w:r>
-              <w:t>Skor 3.0 ≥ 1.0: relevan terhadap C-MODEXP, C-PLAT. Estimasi 32.64 detik ≤ anggaran 24 jam</w:t>
+              <w:t>Skor 3.0 ≥ 1.0: relevan terhadap C-MODEXP, C-PLAT. Estimasi 33.16 detik ≤ anggaran 24 jam</w:t>
             </w:r>
           </w:p>
         </w:tc>
@@ -12401,7 +12423,7 @@
           </w:tcPr>
           <w:p>
             <w:r>
-              <w:t>Skor 3.0 ≥ 1.0: relevan terhadap C-MODEXP, C-PLAT. Estimasi 31.69 detik ≤ anggaran 24 jam</w:t>
+              <w:t>Skor 3.0 ≥ 1.0: relevan terhadap C-MODEXP, C-PLAT. Estimasi 31.95 detik ≤ anggaran 24 jam</w:t>
             </w:r>
           </w:p>
         </w:tc>
@@ -12617,7 +12639,7 @@
           </w:tcPr>
           <w:p>
             <w:r>
-              <w:t>Skor 2.0 ≥ 1.0: relevan terhadap komponen OK (verifikasi). Estimasi 1.02 detik ≤ anggaran 24 jam</w:t>
+              <w:t>Skor 2.0 ≥ 1.0: relevan terhadap komponen OK (verifikasi). Estimasi 1.04 detik ≤ anggaran 24 jam</w:t>
             </w:r>
           </w:p>
         </w:tc>
@@ -12833,7 +12855,7 @@
           </w:tcPr>
           <w:p>
             <w:r>
-              <w:t>Skor 1.5 ≥ 1.0: relevan terhadap C-MOD. Alat versi penuh tidak tersedia (cado-nfs); versi tereduksi 33.8 menit</w:t>
+              <w:t>Skor 1.5 ≥ 1.0: relevan terhadap C-MOD. Alat versi penuh tidak tersedia (cado-nfs); versi tereduksi 34.1 menit</w:t>
             </w:r>
           </w:p>
         </w:tc>
@@ -13395,7 +13417,7 @@
           </w:tcPr>
           <w:p>
             <w:r>
-              <w:t>31.69 detik</w:t>
+              <w:t>31.95 detik</w:t>
             </w:r>
           </w:p>
         </w:tc>
@@ -13593,7 +13615,7 @@
           </w:tcPr>
           <w:p>
             <w:r>
-              <w:t>32.64 detik</w:t>
+              <w:t>33.16 detik</w:t>
             </w:r>
           </w:p>
         </w:tc>
@@ -13945,7 +13967,7 @@
           </w:tcPr>
           <w:p>
             <w:r>
-              <w:t>31.69 detik</w:t>
+              <w:t>31.95 detik</w:t>
             </w:r>
           </w:p>
         </w:tc>
@@ -14473,7 +14495,7 @@
           </w:tcPr>
           <w:p>
             <w:r>
-              <w:t>1.02 detik</w:t>
+              <w:t>1.04 detik</w:t>
             </w:r>
           </w:p>
         </w:tc>
@@ -14979,7 +15001,7 @@
           </w:tcPr>
           <w:p>
             <w:r>
-              <w:t>33.8 menit</w:t>
+              <w:t>34.1 menit</w:t>
             </w:r>
           </w:p>
         </w:tc>
@@ -16234,7 +16256,7 @@
           </w:tcPr>
           <w:p>
             <w:r>
-              <w:t>uk1_metode/profile.py, config/product_profile.yaml</w:t>
+              <w:t>uk1_metode/profile.py, config/product_profile.yaml, algo_catalog/ (Daftar Algoritma yang Diuji)</w:t>
             </w:r>
           </w:p>
         </w:tc>
@@ -16244,7 +16266,7 @@
           </w:tcPr>
           <w:p>
             <w:r>
-              <w:t>tests/test_uk1_ek1.py::test_kuk_1_1_*</w:t>
+              <w:t>tests/test_uk1_ek1.py::test_kuk_1_1_*, tests/test_algo_catalog.py</w:t>
             </w:r>
           </w:p>
         </w:tc>
